--- a/redaction/chapitre11/paragraphes.docx
+++ b/redaction/chapitre11/paragraphes.docx
@@ -2,13 +2,13 @@
 <file path=word/document.xml><?xml version="1.0" encoding="utf-8"?>
 <w:document xmlns:w="http://schemas.openxmlformats.org/wordprocessingml/2006/main" xmlns:m="http://schemas.openxmlformats.org/officeDocument/2006/math" xmlns:r="http://schemas.openxmlformats.org/officeDocument/2006/relationships" xmlns:o="urn:schemas-microsoft-com:office:office" xmlns:v="urn:schemas-microsoft-com:vml" xmlns:w10="urn:schemas-microsoft-com:office:word" xmlns:a="http://schemas.openxmlformats.org/drawingml/2006/main" xmlns:pic="http://schemas.openxmlformats.org/drawingml/2006/picture" xmlns:wp="http://schemas.openxmlformats.org/drawingml/2006/wordprocessingDrawing">
   <w:body>
-    <w:bookmarkStart w:id="25" w:name="Xb9164422b3e4a46b434f417eeabe7de5d122d71"/>
+    <w:bookmarkStart w:id="24" w:name="chapitre-9-les-générateurs"/>
     <w:p>
       <w:pPr>
         <w:pStyle w:val="Heading1"/>
       </w:pPr>
       <w:r>
-        <w:t xml:space="preserve">Chapitre 11 : Script python en ligne de commande et passage d’arguments</w:t>
+        <w:t xml:space="preserve">Chapitre 9 : Les générateurs</w:t>
       </w:r>
     </w:p>
     <w:p>
@@ -16,7 +16,7 @@
         <w:pStyle w:val="FirstParagraph"/>
       </w:pPr>
       <w:r>
-        <w:t xml:space="preserve">La création de scripts en ligne de commande et le passage d’arguments permettent d’automatiser des tâches et d’interagir directement avec vos programmes Python depuis le terminal. Maîtriser ces outils est indispensable pour industrialiser vos développements.</w:t>
+        <w:t xml:space="preserve">Les générateurs permettent de produire des séquences de valeurs à la demande sans stocker l’intégralité des données en mémoire. Maîtriser ces concepts est indispensable pour optimiser l’efficacité de vos programmes lors du traitement de grands volumes d’informations.</w:t>
       </w:r>
       <w:r>
         <w:t xml:space="preserve"> </w:t>
@@ -33,7 +33,7 @@
         </w:numPr>
       </w:pPr>
       <w:r>
-        <w:t xml:space="preserve">Scripts et</w:t>
+        <w:t xml:space="preserve">Boucle et instruction</w:t>
       </w:r>
       <w:r>
         <w:t xml:space="preserve"> </w:t>
@@ -42,7 +42,7 @@
         <w:rPr>
           <w:rStyle w:val="VerbatimChar"/>
         </w:rPr>
-        <w:t xml:space="preserve">__main__</w:t>
+        <w:t xml:space="preserve">yield</w:t>
       </w:r>
     </w:p>
     <w:p>
@@ -53,27 +53,7 @@
         </w:numPr>
       </w:pPr>
       <w:r>
-        <w:t xml:space="preserve">Scripts et passage d’arguments</w:t>
-      </w:r>
-    </w:p>
-    <w:p>
-      <w:pPr>
-        <w:numPr>
-          <w:ilvl w:val="0"/>
-          <w:numId w:val="1001"/>
-        </w:numPr>
-      </w:pPr>
-      <w:r>
-        <w:t xml:space="preserve">Gestion de package avec</w:t>
-      </w:r>
-      <w:r>
-        <w:t xml:space="preserve"> </w:t>
-      </w:r>
-      <w:r>
-        <w:rPr>
-          <w:rStyle w:val="VerbatimChar"/>
-        </w:rPr>
-        <w:t xml:space="preserve">pip</w:t>
+        <w:t xml:space="preserve">Générateurs prédéfinis</w:t>
       </w:r>
     </w:p>
     <w:p>
@@ -83,23 +63,13 @@
         </w:pict>
       </w:r>
     </w:p>
-    <w:bookmarkStart w:id="20" w:name="scripts-et-main"/>
+    <w:bookmarkStart w:id="20" w:name="boucle-et-instruction-yield"/>
     <w:p>
       <w:pPr>
         <w:pStyle w:val="Heading2"/>
       </w:pPr>
       <w:r>
-        <w:t xml:space="preserve">Scripts et</w:t>
-      </w:r>
-      <w:r>
-        <w:t xml:space="preserve"> </w:t>
-      </w:r>
-      <w:r>
-        <w:rPr>
-          <w:bCs/>
-          <w:b/>
-        </w:rPr>
-        <w:t xml:space="preserve">main</w:t>
+        <w:t xml:space="preserve">Boucle et instruction yield</w:t>
       </w:r>
     </w:p>
     <w:p>
@@ -107,7 +77,7 @@
         <w:pStyle w:val="FirstParagraph"/>
       </w:pPr>
       <w:r>
-        <w:t xml:space="preserve">La structure</w:t>
+        <w:t xml:space="preserve">L’instruction</w:t>
       </w:r>
       <w:r>
         <w:t xml:space="preserve"> </w:t>
@@ -116,13 +86,13 @@
         <w:rPr>
           <w:rStyle w:val="VerbatimChar"/>
         </w:rPr>
-        <w:t xml:space="preserve">if __name__ == "__main__":</w:t>
+        <w:t xml:space="preserve">yield</w:t>
       </w:r>
       <w:r>
         <w:t xml:space="preserve"> </w:t>
       </w:r>
       <w:r>
-        <w:t xml:space="preserve">permet d’identifier si un fichier Python est exécuté directement comme un script principal ou importé comme un module dans un autre programme.</w:t>
+        <w:t xml:space="preserve">permet à une fonction de retourner une valeur tout en suspendant son état d’exécution, transformant ainsi la fonction en un générateur capable de reprendre là où il s’était arrêté.</w:t>
       </w:r>
     </w:p>
     <w:p>
@@ -133,7 +103,7 @@
         <w:rPr>
           <w:rStyle w:val="CommentTok"/>
         </w:rPr>
-        <w:t xml:space="preserve"># Vérification du point d'entrée principal du script</w:t>
+        <w:t xml:space="preserve"># Définition d'une fonction génératrice simple</w:t>
       </w:r>
       <w:r>
         <w:br/>
@@ -148,7 +118,7 @@
         <w:rPr>
           <w:rStyle w:val="NormalTok"/>
         </w:rPr>
-        <w:t xml:space="preserve"> executer_tache():</w:t>
+        <w:t xml:space="preserve"> generer_nombres(limite):</w:t>
       </w:r>
       <w:r>
         <w:br/>
@@ -157,43 +127,94 @@
         <w:rPr>
           <w:rStyle w:val="NormalTok"/>
         </w:rPr>
+        <w:t xml:space="preserve">    n </w:t>
+      </w:r>
+      <w:r>
+        <w:rPr>
+          <w:rStyle w:val="OperatorTok"/>
+        </w:rPr>
+        <w:t xml:space="preserve">=</w:t>
+      </w:r>
+      <w:r>
+        <w:rPr>
+          <w:rStyle w:val="NormalTok"/>
+        </w:rPr>
+        <w:t xml:space="preserve"> </w:t>
+      </w:r>
+      <w:r>
+        <w:rPr>
+          <w:rStyle w:val="DecValTok"/>
+        </w:rPr>
+        <w:t xml:space="preserve">0</w:t>
+      </w:r>
+      <w:r>
+        <w:br/>
+      </w:r>
+      <w:r>
+        <w:rPr>
+          <w:rStyle w:val="NormalTok"/>
+        </w:rPr>
         <w:t xml:space="preserve">    </w:t>
       </w:r>
       <w:r>
         <w:rPr>
-          <w:rStyle w:val="BuiltInTok"/>
-        </w:rPr>
-        <w:t xml:space="preserve">print</w:t>
-      </w:r>
-      <w:r>
-        <w:rPr>
-          <w:rStyle w:val="NormalTok"/>
-        </w:rPr>
-        <w:t xml:space="preserve">(</w:t>
-      </w:r>
-      <w:r>
-        <w:rPr>
-          <w:rStyle w:val="StringTok"/>
-        </w:rPr>
-        <w:t xml:space="preserve">"Exécution du traitement principal..."</w:t>
-      </w:r>
-      <w:r>
-        <w:rPr>
-          <w:rStyle w:val="NormalTok"/>
-        </w:rPr>
-        <w:t xml:space="preserve">)</w:t>
+          <w:rStyle w:val="ControlFlowTok"/>
+        </w:rPr>
+        <w:t xml:space="preserve">while</w:t>
+      </w:r>
+      <w:r>
+        <w:rPr>
+          <w:rStyle w:val="NormalTok"/>
+        </w:rPr>
+        <w:t xml:space="preserve"> n </w:t>
+      </w:r>
+      <w:r>
+        <w:rPr>
+          <w:rStyle w:val="OperatorTok"/>
+        </w:rPr>
+        <w:t xml:space="preserve">&lt;</w:t>
+      </w:r>
+      <w:r>
+        <w:rPr>
+          <w:rStyle w:val="NormalTok"/>
+        </w:rPr>
+        <w:t xml:space="preserve"> limite:</w:t>
       </w:r>
       <w:r>
         <w:br/>
       </w:r>
       <w:r>
+        <w:rPr>
+          <w:rStyle w:val="NormalTok"/>
+        </w:rPr>
+        <w:t xml:space="preserve">        </w:t>
+      </w:r>
+      <w:r>
+        <w:rPr>
+          <w:rStyle w:val="ControlFlowTok"/>
+        </w:rPr>
+        <w:t xml:space="preserve">yield</w:t>
+      </w:r>
+      <w:r>
+        <w:rPr>
+          <w:rStyle w:val="NormalTok"/>
+        </w:rPr>
+        <w:t xml:space="preserve"> n</w:t>
+      </w:r>
+      <w:r>
         <w:br/>
       </w:r>
       <w:r>
         <w:rPr>
-          <w:rStyle w:val="ControlFlowTok"/>
-        </w:rPr>
-        <w:t xml:space="preserve">if</w:t>
+          <w:rStyle w:val="NormalTok"/>
+        </w:rPr>
+        <w:t xml:space="preserve">        n </w:t>
+      </w:r>
+      <w:r>
+        <w:rPr>
+          <w:rStyle w:val="OperatorTok"/>
+        </w:rPr>
+        <w:t xml:space="preserve">+=</w:t>
       </w:r>
       <w:r>
         <w:rPr>
@@ -203,48 +224,9 @@
       </w:r>
       <w:r>
         <w:rPr>
-          <w:rStyle w:val="VariableTok"/>
-        </w:rPr>
-        <w:t xml:space="preserve">__name__</w:t>
-      </w:r>
-      <w:r>
-        <w:rPr>
-          <w:rStyle w:val="NormalTok"/>
-        </w:rPr>
-        <w:t xml:space="preserve"> </w:t>
-      </w:r>
-      <w:r>
-        <w:rPr>
-          <w:rStyle w:val="OperatorTok"/>
-        </w:rPr>
-        <w:t xml:space="preserve">==</w:t>
-      </w:r>
-      <w:r>
-        <w:rPr>
-          <w:rStyle w:val="NormalTok"/>
-        </w:rPr>
-        <w:t xml:space="preserve"> </w:t>
-      </w:r>
-      <w:r>
-        <w:rPr>
-          <w:rStyle w:val="StringTok"/>
-        </w:rPr>
-        <w:t xml:space="preserve">"__main__"</w:t>
-      </w:r>
-      <w:r>
-        <w:rPr>
-          <w:rStyle w:val="NormalTok"/>
-        </w:rPr>
-        <w:t xml:space="preserve">:</w:t>
-      </w:r>
-      <w:r>
-        <w:br/>
-      </w:r>
-      <w:r>
-        <w:rPr>
-          <w:rStyle w:val="NormalTok"/>
-        </w:rPr>
-        <w:t xml:space="preserve">    executer_tache()</w:t>
+          <w:rStyle w:val="DecValTok"/>
+        </w:rPr>
+        <w:t xml:space="preserve">1</w:t>
       </w:r>
     </w:p>
     <w:p>
@@ -252,7 +234,34 @@
         <w:pStyle w:val="BlockText"/>
       </w:pPr>
       <w:r>
-        <w:t xml:space="preserve">💡 Placez toujours le code d’exécution principale de vos scripts sous cette condition pour permettre la réutilisation propre de vos fonctions par d’autres modules.</w:t>
+        <w:t xml:space="preserve">💡 Contrairement à</w:t>
+      </w:r>
+      <w:r>
+        <w:t xml:space="preserve"> </w:t>
+      </w:r>
+      <w:r>
+        <w:rPr>
+          <w:rStyle w:val="VerbatimChar"/>
+        </w:rPr>
+        <w:t xml:space="preserve">return</w:t>
+      </w:r>
+      <w:r>
+        <w:t xml:space="preserve">, l’instruction</w:t>
+      </w:r>
+      <w:r>
+        <w:t xml:space="preserve"> </w:t>
+      </w:r>
+      <w:r>
+        <w:rPr>
+          <w:rStyle w:val="VerbatimChar"/>
+        </w:rPr>
+        <w:t xml:space="preserve">yield</w:t>
+      </w:r>
+      <w:r>
+        <w:t xml:space="preserve"> </w:t>
+      </w:r>
+      <w:r>
+        <w:t xml:space="preserve">conserve l’état local de la fonction entre chaque itération, ce qui économise considérablement la mémoire vive.</w:t>
       </w:r>
     </w:p>
     <w:p>
@@ -263,13 +272,13 @@
       </w:r>
     </w:p>
     <w:bookmarkEnd w:id="20"/>
-    <w:bookmarkStart w:id="21" w:name="scripts-et-passage-darguments"/>
+    <w:bookmarkStart w:id="21" w:name="générateur-prédéfinis"/>
     <w:p>
       <w:pPr>
         <w:pStyle w:val="Heading2"/>
       </w:pPr>
       <w:r>
-        <w:t xml:space="preserve">Scripts et passage d’arguments</w:t>
+        <w:t xml:space="preserve">Générateur prédéfinis</w:t>
       </w:r>
     </w:p>
     <w:p>
@@ -277,34 +286,7 @@
         <w:pStyle w:val="FirstParagraph"/>
       </w:pPr>
       <w:r>
-        <w:t xml:space="preserve">Le passage d’arguments en ligne de commande permet de transmettre des paramètres dynamiques à un script lors de son lancement depuis le terminal, notamment via le module standard</w:t>
-      </w:r>
-      <w:r>
-        <w:t xml:space="preserve"> </w:t>
-      </w:r>
-      <w:r>
-        <w:rPr>
-          <w:rStyle w:val="VerbatimChar"/>
-        </w:rPr>
-        <w:t xml:space="preserve">sys</w:t>
-      </w:r>
-      <w:r>
-        <w:t xml:space="preserve"> </w:t>
-      </w:r>
-      <w:r>
-        <w:t xml:space="preserve">ou</w:t>
-      </w:r>
-      <w:r>
-        <w:t xml:space="preserve"> </w:t>
-      </w:r>
-      <w:r>
-        <w:rPr>
-          <w:rStyle w:val="VerbatimChar"/>
-        </w:rPr>
-        <w:t xml:space="preserve">argparse</w:t>
-      </w:r>
-      <w:r>
-        <w:t xml:space="preserve">.</w:t>
+        <w:t xml:space="preserve">Les générateurs prédéfinis englobent les expressions génératrices et les structures intégrées de Python qui produisent des flux d’éléments de manière paresseuse, évitant l’allocation préalable d’une collection complète.</w:t>
       </w:r>
     </w:p>
     <w:p>
@@ -313,36 +295,111 @@
       </w:pPr>
       <w:r>
         <w:rPr>
-          <w:rStyle w:val="ImportTok"/>
-        </w:rPr>
-        <w:t xml:space="preserve">import</w:t>
-      </w:r>
-      <w:r>
-        <w:rPr>
-          <w:rStyle w:val="NormalTok"/>
-        </w:rPr>
-        <w:t xml:space="preserve"> sys</w:t>
+          <w:rStyle w:val="CommentTok"/>
+        </w:rPr>
+        <w:t xml:space="preserve"># Utilisation d'une expression génératrice pour un calcul optimisé en mémoire</w:t>
       </w:r>
       <w:r>
         <w:br/>
       </w:r>
       <w:r>
+        <w:rPr>
+          <w:rStyle w:val="NormalTok"/>
+        </w:rPr>
+        <w:t xml:space="preserve">carres_gen </w:t>
+      </w:r>
+      <w:r>
+        <w:rPr>
+          <w:rStyle w:val="OperatorTok"/>
+        </w:rPr>
+        <w:t xml:space="preserve">=</w:t>
+      </w:r>
+      <w:r>
+        <w:rPr>
+          <w:rStyle w:val="NormalTok"/>
+        </w:rPr>
+        <w:t xml:space="preserve"> (x </w:t>
+      </w:r>
+      <w:r>
+        <w:rPr>
+          <w:rStyle w:val="OperatorTok"/>
+        </w:rPr>
+        <w:t xml:space="preserve">**</w:t>
+      </w:r>
+      <w:r>
+        <w:rPr>
+          <w:rStyle w:val="NormalTok"/>
+        </w:rPr>
+        <w:t xml:space="preserve"> </w:t>
+      </w:r>
+      <w:r>
+        <w:rPr>
+          <w:rStyle w:val="DecValTok"/>
+        </w:rPr>
+        <w:t xml:space="preserve">2</w:t>
+      </w:r>
+      <w:r>
+        <w:rPr>
+          <w:rStyle w:val="NormalTok"/>
+        </w:rPr>
+        <w:t xml:space="preserve"> </w:t>
+      </w:r>
+      <w:r>
+        <w:rPr>
+          <w:rStyle w:val="ControlFlowTok"/>
+        </w:rPr>
+        <w:t xml:space="preserve">for</w:t>
+      </w:r>
+      <w:r>
+        <w:rPr>
+          <w:rStyle w:val="NormalTok"/>
+        </w:rPr>
+        <w:t xml:space="preserve"> x </w:t>
+      </w:r>
+      <w:r>
+        <w:rPr>
+          <w:rStyle w:val="KeywordTok"/>
+        </w:rPr>
+        <w:t xml:space="preserve">in</w:t>
+      </w:r>
+      <w:r>
+        <w:rPr>
+          <w:rStyle w:val="NormalTok"/>
+        </w:rPr>
+        <w:t xml:space="preserve"> </w:t>
+      </w:r>
+      <w:r>
+        <w:rPr>
+          <w:rStyle w:val="BuiltInTok"/>
+        </w:rPr>
+        <w:t xml:space="preserve">range</w:t>
+      </w:r>
+      <w:r>
+        <w:rPr>
+          <w:rStyle w:val="NormalTok"/>
+        </w:rPr>
+        <w:t xml:space="preserve">(</w:t>
+      </w:r>
+      <w:r>
+        <w:rPr>
+          <w:rStyle w:val="DecValTok"/>
+        </w:rPr>
+        <w:t xml:space="preserve">5</w:t>
+      </w:r>
+      <w:r>
+        <w:rPr>
+          <w:rStyle w:val="NormalTok"/>
+        </w:rPr>
+        <w:t xml:space="preserve">))</w:t>
+      </w:r>
+      <w:r>
         <w:br/>
       </w:r>
       <w:r>
         <w:rPr>
-          <w:rStyle w:val="CommentTok"/>
-        </w:rPr>
-        <w:t xml:space="preserve"># Récupération des arguments passés en ligne de commande</w:t>
-      </w:r>
-      <w:r>
-        <w:br/>
-      </w:r>
-      <w:r>
-        <w:rPr>
-          <w:rStyle w:val="NormalTok"/>
-        </w:rPr>
-        <w:t xml:space="preserve">arguments </w:t>
+          <w:rStyle w:val="NormalTok"/>
+        </w:rPr>
+        <w:t xml:space="preserve">premier_element </w:t>
       </w:r>
       <w:r>
         <w:rPr>
@@ -354,40 +411,19 @@
         <w:rPr>
           <w:rStyle w:val="NormalTok"/>
         </w:rPr>
-        <w:t xml:space="preserve"> sys.argv</w:t>
-      </w:r>
-      <w:r>
-        <w:br/>
-      </w:r>
-      <w:r>
-        <w:rPr>
-          <w:rStyle w:val="NormalTok"/>
-        </w:rPr>
-        <w:t xml:space="preserve">nom_script </w:t>
-      </w:r>
-      <w:r>
-        <w:rPr>
-          <w:rStyle w:val="OperatorTok"/>
-        </w:rPr>
-        <w:t xml:space="preserve">=</w:t>
-      </w:r>
-      <w:r>
-        <w:rPr>
-          <w:rStyle w:val="NormalTok"/>
-        </w:rPr>
-        <w:t xml:space="preserve"> sys.argv[</w:t>
-      </w:r>
-      <w:r>
-        <w:rPr>
-          <w:rStyle w:val="DecValTok"/>
-        </w:rPr>
-        <w:t xml:space="preserve">0</w:t>
-      </w:r>
-      <w:r>
-        <w:rPr>
-          <w:rStyle w:val="NormalTok"/>
-        </w:rPr>
-        <w:t xml:space="preserve">]</w:t>
+        <w:t xml:space="preserve"> </w:t>
+      </w:r>
+      <w:r>
+        <w:rPr>
+          <w:rStyle w:val="BuiltInTok"/>
+        </w:rPr>
+        <w:t xml:space="preserve">next</w:t>
+      </w:r>
+      <w:r>
+        <w:rPr>
+          <w:rStyle w:val="NormalTok"/>
+        </w:rPr>
+        <w:t xml:space="preserve">(carres_gen)</w:t>
       </w:r>
     </w:p>
     <w:p>
@@ -395,22 +431,7 @@
         <w:pStyle w:val="BlockText"/>
       </w:pPr>
       <w:r>
-        <w:t xml:space="preserve">💡 Privilégiez l’utilisation du module</w:t>
-      </w:r>
-      <w:r>
-        <w:t xml:space="preserve"> </w:t>
-      </w:r>
-      <w:r>
-        <w:rPr>
-          <w:rStyle w:val="VerbatimChar"/>
-        </w:rPr>
-        <w:t xml:space="preserve">argparse</w:t>
-      </w:r>
-      <w:r>
-        <w:t xml:space="preserve"> </w:t>
-      </w:r>
-      <w:r>
-        <w:t xml:space="preserve">pour les scripts complexes afin de gérer automatiquement l’aide, les options obligatoires et les types d’arguments.</w:t>
+        <w:t xml:space="preserve">💡 Privilégiez les expressions génératrices entre parenthèses plutôt que les compréhensions de listes dès que vous manipulez des flux volumineux dont vous n’avez pas besoin de stocker l’ensemble des résultats simultanément.</w:t>
       </w:r>
     </w:p>
     <w:p>
@@ -421,648 +442,373 @@
       </w:r>
     </w:p>
     <w:bookmarkEnd w:id="21"/>
-    <w:bookmarkStart w:id="22" w:name="gestion-de-package---pip"/>
+    <w:bookmarkStart w:id="22" w:name="exemple-de-synthèse"/>
     <w:p>
       <w:pPr>
         <w:pStyle w:val="Heading2"/>
       </w:pPr>
       <w:r>
-        <w:t xml:space="preserve">Gestion de package - pip</w:t>
+        <w:t xml:space="preserve">Exemple de synthèse</w:t>
       </w:r>
     </w:p>
     <w:p>
       <w:pPr>
-        <w:pStyle w:val="FirstParagraph"/>
-      </w:pPr>
-      <w:r>
-        <w:t xml:space="preserve">L’outil</w:t>
-      </w:r>
-      <w:r>
+        <w:pStyle w:val="SourceCode"/>
+      </w:pPr>
+      <w:r>
+        <w:rPr>
+          <w:rStyle w:val="CommentTok"/>
+        </w:rPr>
+        <w:t xml:space="preserve"># Programme complet combinant la création d'un générateur avec yield et un générateur prédéfini</w:t>
+      </w:r>
+      <w:r>
+        <w:br/>
+      </w:r>
+      <w:r>
+        <w:br/>
+      </w:r>
+      <w:r>
+        <w:rPr>
+          <w:rStyle w:val="KeywordTok"/>
+        </w:rPr>
+        <w:t xml:space="preserve">def</w:t>
+      </w:r>
+      <w:r>
+        <w:rPr>
+          <w:rStyle w:val="NormalTok"/>
+        </w:rPr>
+        <w:t xml:space="preserve"> lecteur_lignes_simule(donnees):</w:t>
+      </w:r>
+      <w:r>
+        <w:br/>
+      </w:r>
+      <w:r>
+        <w:rPr>
+          <w:rStyle w:val="NormalTok"/>
+        </w:rPr>
+        <w:t xml:space="preserve">    </w:t>
+      </w:r>
+      <w:r>
+        <w:rPr>
+          <w:rStyle w:val="CommentTok"/>
+        </w:rPr>
+        <w:t xml:space="preserve">"""Générateur personnalisé pour traiter des lignes de texte à la demande."""</w:t>
+      </w:r>
+      <w:r>
+        <w:br/>
+      </w:r>
+      <w:r>
+        <w:rPr>
+          <w:rStyle w:val="NormalTok"/>
+        </w:rPr>
+        <w:t xml:space="preserve">    </w:t>
+      </w:r>
+      <w:r>
+        <w:rPr>
+          <w:rStyle w:val="ControlFlowTok"/>
+        </w:rPr>
+        <w:t xml:space="preserve">for</w:t>
+      </w:r>
+      <w:r>
+        <w:rPr>
+          <w:rStyle w:val="NormalTok"/>
+        </w:rPr>
+        <w:t xml:space="preserve"> ligne </w:t>
+      </w:r>
+      <w:r>
+        <w:rPr>
+          <w:rStyle w:val="KeywordTok"/>
+        </w:rPr>
+        <w:t xml:space="preserve">in</w:t>
+      </w:r>
+      <w:r>
+        <w:rPr>
+          <w:rStyle w:val="NormalTok"/>
+        </w:rPr>
+        <w:t xml:space="preserve"> donnees:</w:t>
+      </w:r>
+      <w:r>
+        <w:br/>
+      </w:r>
+      <w:r>
+        <w:rPr>
+          <w:rStyle w:val="NormalTok"/>
+        </w:rPr>
+        <w:t xml:space="preserve">        </w:t>
+      </w:r>
+      <w:r>
+        <w:rPr>
+          <w:rStyle w:val="CommentTok"/>
+        </w:rPr>
+        <w:t xml:space="preserve"># Instruction yield pour suspendre et renvoyer la ligne nettoyée</w:t>
+      </w:r>
+      <w:r>
+        <w:br/>
+      </w:r>
+      <w:r>
+        <w:rPr>
+          <w:rStyle w:val="NormalTok"/>
+        </w:rPr>
+        <w:t xml:space="preserve">        </w:t>
+      </w:r>
+      <w:r>
+        <w:rPr>
+          <w:rStyle w:val="ControlFlowTok"/>
+        </w:rPr>
+        <w:t xml:space="preserve">yield</w:t>
+      </w:r>
+      <w:r>
+        <w:rPr>
+          <w:rStyle w:val="NormalTok"/>
+        </w:rPr>
+        <w:t xml:space="preserve"> ligne.strip().upper()</w:t>
+      </w:r>
+      <w:r>
+        <w:br/>
+      </w:r>
+      <w:r>
+        <w:br/>
+      </w:r>
+      <w:r>
+        <w:rPr>
+          <w:rStyle w:val="NormalTok"/>
+        </w:rPr>
+        <w:t xml:space="preserve">flux_brut </w:t>
+      </w:r>
+      <w:r>
+        <w:rPr>
+          <w:rStyle w:val="OperatorTok"/>
+        </w:rPr>
+        <w:t xml:space="preserve">=</w:t>
+      </w:r>
+      <w:r>
+        <w:rPr>
+          <w:rStyle w:val="NormalTok"/>
+        </w:rPr>
+        <w:t xml:space="preserve"> [</w:t>
+      </w:r>
+      <w:r>
+        <w:rPr>
+          <w:rStyle w:val="StringTok"/>
+        </w:rPr>
+        <w:t xml:space="preserve">"  premiere ligne  "</w:t>
+      </w:r>
+      <w:r>
+        <w:rPr>
+          <w:rStyle w:val="NormalTok"/>
+        </w:rPr>
+        <w:t xml:space="preserve">, </w:t>
+      </w:r>
+      <w:r>
+        <w:rPr>
+          <w:rStyle w:val="StringTok"/>
+        </w:rPr>
+        <w:t xml:space="preserve">"  seconde ligne  "</w:t>
+      </w:r>
+      <w:r>
+        <w:rPr>
+          <w:rStyle w:val="NormalTok"/>
+        </w:rPr>
+        <w:t xml:space="preserve">, </w:t>
+      </w:r>
+      <w:r>
+        <w:rPr>
+          <w:rStyle w:val="StringTok"/>
+        </w:rPr>
+        <w:t xml:space="preserve">"  troisieme ligne  "</w:t>
+      </w:r>
+      <w:r>
+        <w:rPr>
+          <w:rStyle w:val="NormalTok"/>
+        </w:rPr>
+        <w:t xml:space="preserve">]</w:t>
+      </w:r>
+      <w:r>
+        <w:br/>
+      </w:r>
+      <w:r>
+        <w:br/>
+      </w:r>
+      <w:r>
+        <w:rPr>
+          <w:rStyle w:val="CommentTok"/>
+        </w:rPr>
+        <w:t xml:space="preserve"># Utilisation du générateur personnalisé</w:t>
+      </w:r>
+      <w:r>
+        <w:br/>
+      </w:r>
+      <w:r>
+        <w:rPr>
+          <w:rStyle w:val="NormalTok"/>
+        </w:rPr>
+        <w:t xml:space="preserve">gen_personnalise </w:t>
+      </w:r>
+      <w:r>
+        <w:rPr>
+          <w:rStyle w:val="OperatorTok"/>
+        </w:rPr>
+        <w:t xml:space="preserve">=</w:t>
+      </w:r>
+      <w:r>
+        <w:rPr>
+          <w:rStyle w:val="NormalTok"/>
+        </w:rPr>
+        <w:t xml:space="preserve"> lecteur_lignes_simule(flux_brut)</w:t>
+      </w:r>
+      <w:r>
+        <w:br/>
+      </w:r>
+      <w:r>
+        <w:br/>
+      </w:r>
+      <w:r>
+        <w:rPr>
+          <w:rStyle w:val="CommentTok"/>
+        </w:rPr>
+        <w:t xml:space="preserve"># Utilisation d'un générateur prédéfini (enumerate) associé</w:t>
+      </w:r>
+      <w:r>
+        <w:br/>
+      </w:r>
+      <w:r>
+        <w:rPr>
+          <w:rStyle w:val="ControlFlowTok"/>
+        </w:rPr>
+        <w:t xml:space="preserve">for</w:t>
+      </w:r>
+      <w:r>
+        <w:rPr>
+          <w:rStyle w:val="NormalTok"/>
+        </w:rPr>
+        <w:t xml:space="preserve"> index, texte_traite </w:t>
+      </w:r>
+      <w:r>
+        <w:rPr>
+          <w:rStyle w:val="KeywordTok"/>
+        </w:rPr>
+        <w:t xml:space="preserve">in</w:t>
+      </w:r>
+      <w:r>
+        <w:rPr>
+          <w:rStyle w:val="NormalTok"/>
+        </w:rPr>
         <w:t xml:space="preserve"> </w:t>
       </w:r>
       <w:r>
         <w:rPr>
-          <w:rStyle w:val="VerbatimChar"/>
-        </w:rPr>
-        <w:t xml:space="preserve">pip</w:t>
-      </w:r>
-      <w:r>
-        <w:t xml:space="preserve"> </w:t>
-      </w:r>
-      <w:r>
-        <w:t xml:space="preserve">est le gestionnaire de paquets officiel de Python qui permet d’installer, de mettre à jour et de supprimer des bibliothèques tierces depuis le Python Package Index (PyPI).</w:t>
-      </w:r>
-    </w:p>
-    <w:p>
-      <w:pPr>
-        <w:pStyle w:val="SourceCode"/>
-      </w:pPr>
-      <w:r>
-        <w:rPr>
-          <w:rStyle w:val="CommentTok"/>
-        </w:rPr>
-        <w:t xml:space="preserve"># Installation d'un package tiers en ligne de commande (exemple)</w:t>
+          <w:rStyle w:val="BuiltInTok"/>
+        </w:rPr>
+        <w:t xml:space="preserve">enumerate</w:t>
+      </w:r>
+      <w:r>
+        <w:rPr>
+          <w:rStyle w:val="NormalTok"/>
+        </w:rPr>
+        <w:t xml:space="preserve">(gen_personnalise, start</w:t>
+      </w:r>
+      <w:r>
+        <w:rPr>
+          <w:rStyle w:val="OperatorTok"/>
+        </w:rPr>
+        <w:t xml:space="preserve">=</w:t>
+      </w:r>
+      <w:r>
+        <w:rPr>
+          <w:rStyle w:val="DecValTok"/>
+        </w:rPr>
+        <w:t xml:space="preserve">1</w:t>
+      </w:r>
+      <w:r>
+        <w:rPr>
+          <w:rStyle w:val="NormalTok"/>
+        </w:rPr>
+        <w:t xml:space="preserve">):</w:t>
       </w:r>
       <w:r>
         <w:br/>
       </w:r>
       <w:r>
         <w:rPr>
-          <w:rStyle w:val="ExtensionTok"/>
-        </w:rPr>
-        <w:t xml:space="preserve">pip</w:t>
-      </w:r>
-      <w:r>
-        <w:rPr>
-          <w:rStyle w:val="NormalTok"/>
-        </w:rPr>
-        <w:t xml:space="preserve"> install requests</w:t>
-      </w:r>
-    </w:p>
-    <w:p>
-      <w:pPr>
-        <w:pStyle w:val="BlockText"/>
-      </w:pPr>
-      <w:r>
-        <w:t xml:space="preserve">💡 Utilisez systématiquement un environnement virtuel (</w:t>
-      </w:r>
-      <w:r>
-        <w:rPr>
-          <w:rStyle w:val="VerbatimChar"/>
-        </w:rPr>
-        <w:t xml:space="preserve">venv</w:t>
-      </w:r>
-      <w:r>
-        <w:t xml:space="preserve">) avant d’installer des packages avec</w:t>
-      </w:r>
-      <w:r>
-        <w:t xml:space="preserve"> </w:t>
-      </w:r>
-      <w:r>
-        <w:rPr>
-          <w:rStyle w:val="VerbatimChar"/>
-        </w:rPr>
-        <w:t xml:space="preserve">pip</w:t>
-      </w:r>
-      <w:r>
-        <w:t xml:space="preserve"> </w:t>
-      </w:r>
-      <w:r>
-        <w:t xml:space="preserve">pour isoler les dépendances de vos différents projets.</w:t>
-      </w:r>
-    </w:p>
-    <w:p>
-      <w:r>
-        <w:pict>
-          <v:rect style="width:0;height:1.5pt" o:hralign="center" o:hrstd="t" o:hr="t"/>
-        </w:pict>
+          <w:rStyle w:val="NormalTok"/>
+        </w:rPr>
+        <w:t xml:space="preserve">    </w:t>
+      </w:r>
+      <w:r>
+        <w:rPr>
+          <w:rStyle w:val="BuiltInTok"/>
+        </w:rPr>
+        <w:t xml:space="preserve">print</w:t>
+      </w:r>
+      <w:r>
+        <w:rPr>
+          <w:rStyle w:val="NormalTok"/>
+        </w:rPr>
+        <w:t xml:space="preserve">(</w:t>
+      </w:r>
+      <w:r>
+        <w:rPr>
+          <w:rStyle w:val="SpecialStringTok"/>
+        </w:rPr>
+        <w:t xml:space="preserve">f"Ligne </w:t>
+      </w:r>
+      <w:r>
+        <w:rPr>
+          <w:rStyle w:val="SpecialCharTok"/>
+        </w:rPr>
+        <w:t xml:space="preserve">{</w:t>
+      </w:r>
+      <w:r>
+        <w:rPr>
+          <w:rStyle w:val="NormalTok"/>
+        </w:rPr>
+        <w:t xml:space="preserve">index</w:t>
+      </w:r>
+      <w:r>
+        <w:rPr>
+          <w:rStyle w:val="SpecialCharTok"/>
+        </w:rPr>
+        <w:t xml:space="preserve">}</w:t>
+      </w:r>
+      <w:r>
+        <w:rPr>
+          <w:rStyle w:val="SpecialStringTok"/>
+        </w:rPr>
+        <w:t xml:space="preserve"> : </w:t>
+      </w:r>
+      <w:r>
+        <w:rPr>
+          <w:rStyle w:val="SpecialCharTok"/>
+        </w:rPr>
+        <w:t xml:space="preserve">{</w:t>
+      </w:r>
+      <w:r>
+        <w:rPr>
+          <w:rStyle w:val="NormalTok"/>
+        </w:rPr>
+        <w:t xml:space="preserve">texte_traite</w:t>
+      </w:r>
+      <w:r>
+        <w:rPr>
+          <w:rStyle w:val="SpecialCharTok"/>
+        </w:rPr>
+        <w:t xml:space="preserve">}</w:t>
+      </w:r>
+      <w:r>
+        <w:rPr>
+          <w:rStyle w:val="SpecialStringTok"/>
+        </w:rPr>
+        <w:t xml:space="preserve">"</w:t>
+      </w:r>
+      <w:r>
+        <w:rPr>
+          <w:rStyle w:val="NormalTok"/>
+        </w:rPr>
+        <w:t xml:space="preserve">)</w:t>
       </w:r>
     </w:p>
     <w:bookmarkEnd w:id="22"/>
-    <w:bookmarkStart w:id="23" w:name="exemple-de-synthèse"/>
-    <w:p>
-      <w:pPr>
-        <w:pStyle w:val="Heading2"/>
-      </w:pPr>
-      <w:r>
-        <w:t xml:space="preserve">Exemple de synthèse</w:t>
-      </w:r>
-    </w:p>
-    <w:p>
-      <w:pPr>
-        <w:pStyle w:val="SourceCode"/>
-      </w:pPr>
-      <w:r>
-        <w:rPr>
-          <w:rStyle w:val="ImportTok"/>
-        </w:rPr>
-        <w:t xml:space="preserve">import</w:t>
-      </w:r>
-      <w:r>
-        <w:rPr>
-          <w:rStyle w:val="NormalTok"/>
-        </w:rPr>
-        <w:t xml:space="preserve"> sys</w:t>
-      </w:r>
-      <w:r>
-        <w:br/>
-      </w:r>
-      <w:r>
-        <w:br/>
-      </w:r>
-      <w:r>
-        <w:rPr>
-          <w:rStyle w:val="KeywordTok"/>
-        </w:rPr>
-        <w:t xml:space="preserve">def</w:t>
-      </w:r>
-      <w:r>
-        <w:rPr>
-          <w:rStyle w:val="NormalTok"/>
-        </w:rPr>
-        <w:t xml:space="preserve"> traiter_commande_cli():</w:t>
-      </w:r>
-      <w:r>
-        <w:br/>
-      </w:r>
-      <w:r>
-        <w:rPr>
-          <w:rStyle w:val="NormalTok"/>
-        </w:rPr>
-        <w:t xml:space="preserve">    </w:t>
-      </w:r>
-      <w:r>
-        <w:rPr>
-          <w:rStyle w:val="CommentTok"/>
-        </w:rPr>
-        <w:t xml:space="preserve">"""Simule un script en ligne de commande avec gestion des arguments."""</w:t>
-      </w:r>
-      <w:r>
-        <w:br/>
-      </w:r>
-      <w:r>
-        <w:rPr>
-          <w:rStyle w:val="NormalTok"/>
-        </w:rPr>
-        <w:t xml:space="preserve">    </w:t>
-      </w:r>
-      <w:r>
-        <w:rPr>
-          <w:rStyle w:val="CommentTok"/>
-        </w:rPr>
-        <w:t xml:space="preserve"># Vérification du point d'entrée principal</w:t>
-      </w:r>
-      <w:r>
-        <w:br/>
-      </w:r>
-      <w:r>
-        <w:rPr>
-          <w:rStyle w:val="NormalTok"/>
-        </w:rPr>
-        <w:t xml:space="preserve">    </w:t>
-      </w:r>
-      <w:r>
-        <w:rPr>
-          <w:rStyle w:val="ControlFlowTok"/>
-        </w:rPr>
-        <w:t xml:space="preserve">if</w:t>
-      </w:r>
-      <w:r>
-        <w:rPr>
-          <w:rStyle w:val="NormalTok"/>
-        </w:rPr>
-        <w:t xml:space="preserve"> </w:t>
-      </w:r>
-      <w:r>
-        <w:rPr>
-          <w:rStyle w:val="BuiltInTok"/>
-        </w:rPr>
-        <w:t xml:space="preserve">len</w:t>
-      </w:r>
-      <w:r>
-        <w:rPr>
-          <w:rStyle w:val="NormalTok"/>
-        </w:rPr>
-        <w:t xml:space="preserve">(sys.argv) </w:t>
-      </w:r>
-      <w:r>
-        <w:rPr>
-          <w:rStyle w:val="OperatorTok"/>
-        </w:rPr>
-        <w:t xml:space="preserve">&lt;</w:t>
-      </w:r>
-      <w:r>
-        <w:rPr>
-          <w:rStyle w:val="NormalTok"/>
-        </w:rPr>
-        <w:t xml:space="preserve"> </w:t>
-      </w:r>
-      <w:r>
-        <w:rPr>
-          <w:rStyle w:val="DecValTok"/>
-        </w:rPr>
-        <w:t xml:space="preserve">2</w:t>
-      </w:r>
-      <w:r>
-        <w:rPr>
-          <w:rStyle w:val="NormalTok"/>
-        </w:rPr>
-        <w:t xml:space="preserve">:</w:t>
-      </w:r>
-      <w:r>
-        <w:br/>
-      </w:r>
-      <w:r>
-        <w:rPr>
-          <w:rStyle w:val="NormalTok"/>
-        </w:rPr>
-        <w:t xml:space="preserve">        </w:t>
-      </w:r>
-      <w:r>
-        <w:rPr>
-          <w:rStyle w:val="BuiltInTok"/>
-        </w:rPr>
-        <w:t xml:space="preserve">print</w:t>
-      </w:r>
-      <w:r>
-        <w:rPr>
-          <w:rStyle w:val="NormalTok"/>
-        </w:rPr>
-        <w:t xml:space="preserve">(</w:t>
-      </w:r>
-      <w:r>
-        <w:rPr>
-          <w:rStyle w:val="StringTok"/>
-        </w:rPr>
-        <w:t xml:space="preserve">"Erreur : Veuillez fournir un argument (ex: start ou stop)."</w:t>
-      </w:r>
-      <w:r>
-        <w:rPr>
-          <w:rStyle w:val="NormalTok"/>
-        </w:rPr>
-        <w:t xml:space="preserve">)</w:t>
-      </w:r>
-      <w:r>
-        <w:br/>
-      </w:r>
-      <w:r>
-        <w:rPr>
-          <w:rStyle w:val="NormalTok"/>
-        </w:rPr>
-        <w:t xml:space="preserve">        </w:t>
-      </w:r>
-      <w:r>
-        <w:rPr>
-          <w:rStyle w:val="ControlFlowTok"/>
-        </w:rPr>
-        <w:t xml:space="preserve">return</w:t>
-      </w:r>
-      <w:r>
-        <w:br/>
-      </w:r>
-      <w:r>
-        <w:rPr>
-          <w:rStyle w:val="NormalTok"/>
-        </w:rPr>
-        <w:t xml:space="preserve">    </w:t>
-      </w:r>
-      <w:r>
-        <w:br/>
-      </w:r>
-      <w:r>
-        <w:rPr>
-          <w:rStyle w:val="NormalTok"/>
-        </w:rPr>
-        <w:t xml:space="preserve">    action </w:t>
-      </w:r>
-      <w:r>
-        <w:rPr>
-          <w:rStyle w:val="OperatorTok"/>
-        </w:rPr>
-        <w:t xml:space="preserve">=</w:t>
-      </w:r>
-      <w:r>
-        <w:rPr>
-          <w:rStyle w:val="NormalTok"/>
-        </w:rPr>
-        <w:t xml:space="preserve"> sys.argv[</w:t>
-      </w:r>
-      <w:r>
-        <w:rPr>
-          <w:rStyle w:val="DecValTok"/>
-        </w:rPr>
-        <w:t xml:space="preserve">1</w:t>
-      </w:r>
-      <w:r>
-        <w:rPr>
-          <w:rStyle w:val="NormalTok"/>
-        </w:rPr>
-        <w:t xml:space="preserve">].lower()</w:t>
-      </w:r>
-      <w:r>
-        <w:br/>
-      </w:r>
-      <w:r>
-        <w:rPr>
-          <w:rStyle w:val="NormalTok"/>
-        </w:rPr>
-        <w:t xml:space="preserve">    </w:t>
-      </w:r>
-      <w:r>
-        <w:br/>
-      </w:r>
-      <w:r>
-        <w:rPr>
-          <w:rStyle w:val="NormalTok"/>
-        </w:rPr>
-        <w:t xml:space="preserve">    </w:t>
-      </w:r>
-      <w:r>
-        <w:rPr>
-          <w:rStyle w:val="CommentTok"/>
-        </w:rPr>
-        <w:t xml:space="preserve"># Traitement conditionnel basé sur l'argument reçu</w:t>
-      </w:r>
-      <w:r>
-        <w:br/>
-      </w:r>
-      <w:r>
-        <w:rPr>
-          <w:rStyle w:val="NormalTok"/>
-        </w:rPr>
-        <w:t xml:space="preserve">    </w:t>
-      </w:r>
-      <w:r>
-        <w:rPr>
-          <w:rStyle w:val="ControlFlowTok"/>
-        </w:rPr>
-        <w:t xml:space="preserve">if</w:t>
-      </w:r>
-      <w:r>
-        <w:rPr>
-          <w:rStyle w:val="NormalTok"/>
-        </w:rPr>
-        <w:t xml:space="preserve"> action </w:t>
-      </w:r>
-      <w:r>
-        <w:rPr>
-          <w:rStyle w:val="OperatorTok"/>
-        </w:rPr>
-        <w:t xml:space="preserve">==</w:t>
-      </w:r>
-      <w:r>
-        <w:rPr>
-          <w:rStyle w:val="NormalTok"/>
-        </w:rPr>
-        <w:t xml:space="preserve"> </w:t>
-      </w:r>
-      <w:r>
-        <w:rPr>
-          <w:rStyle w:val="StringTok"/>
-        </w:rPr>
-        <w:t xml:space="preserve">"start"</w:t>
-      </w:r>
-      <w:r>
-        <w:rPr>
-          <w:rStyle w:val="NormalTok"/>
-        </w:rPr>
-        <w:t xml:space="preserve">:</w:t>
-      </w:r>
-      <w:r>
-        <w:br/>
-      </w:r>
-      <w:r>
-        <w:rPr>
-          <w:rStyle w:val="NormalTok"/>
-        </w:rPr>
-        <w:t xml:space="preserve">        </w:t>
-      </w:r>
-      <w:r>
-        <w:rPr>
-          <w:rStyle w:val="BuiltInTok"/>
-        </w:rPr>
-        <w:t xml:space="preserve">print</w:t>
-      </w:r>
-      <w:r>
-        <w:rPr>
-          <w:rStyle w:val="NormalTok"/>
-        </w:rPr>
-        <w:t xml:space="preserve">(</w:t>
-      </w:r>
-      <w:r>
-        <w:rPr>
-          <w:rStyle w:val="StringTok"/>
-        </w:rPr>
-        <w:t xml:space="preserve">"Démarrage du service en ligne de commande..."</w:t>
-      </w:r>
-      <w:r>
-        <w:rPr>
-          <w:rStyle w:val="NormalTok"/>
-        </w:rPr>
-        <w:t xml:space="preserve">)</w:t>
-      </w:r>
-      <w:r>
-        <w:br/>
-      </w:r>
-      <w:r>
-        <w:rPr>
-          <w:rStyle w:val="NormalTok"/>
-        </w:rPr>
-        <w:t xml:space="preserve">    </w:t>
-      </w:r>
-      <w:r>
-        <w:rPr>
-          <w:rStyle w:val="ControlFlowTok"/>
-        </w:rPr>
-        <w:t xml:space="preserve">elif</w:t>
-      </w:r>
-      <w:r>
-        <w:rPr>
-          <w:rStyle w:val="NormalTok"/>
-        </w:rPr>
-        <w:t xml:space="preserve"> action </w:t>
-      </w:r>
-      <w:r>
-        <w:rPr>
-          <w:rStyle w:val="OperatorTok"/>
-        </w:rPr>
-        <w:t xml:space="preserve">==</w:t>
-      </w:r>
-      <w:r>
-        <w:rPr>
-          <w:rStyle w:val="NormalTok"/>
-        </w:rPr>
-        <w:t xml:space="preserve"> </w:t>
-      </w:r>
-      <w:r>
-        <w:rPr>
-          <w:rStyle w:val="StringTok"/>
-        </w:rPr>
-        <w:t xml:space="preserve">"stop"</w:t>
-      </w:r>
-      <w:r>
-        <w:rPr>
-          <w:rStyle w:val="NormalTok"/>
-        </w:rPr>
-        <w:t xml:space="preserve">:</w:t>
-      </w:r>
-      <w:r>
-        <w:br/>
-      </w:r>
-      <w:r>
-        <w:rPr>
-          <w:rStyle w:val="NormalTok"/>
-        </w:rPr>
-        <w:t xml:space="preserve">        </w:t>
-      </w:r>
-      <w:r>
-        <w:rPr>
-          <w:rStyle w:val="BuiltInTok"/>
-        </w:rPr>
-        <w:t xml:space="preserve">print</w:t>
-      </w:r>
-      <w:r>
-        <w:rPr>
-          <w:rStyle w:val="NormalTok"/>
-        </w:rPr>
-        <w:t xml:space="preserve">(</w:t>
-      </w:r>
-      <w:r>
-        <w:rPr>
-          <w:rStyle w:val="StringTok"/>
-        </w:rPr>
-        <w:t xml:space="preserve">"Arrêt du service demandé."</w:t>
-      </w:r>
-      <w:r>
-        <w:rPr>
-          <w:rStyle w:val="NormalTok"/>
-        </w:rPr>
-        <w:t xml:space="preserve">)</w:t>
-      </w:r>
-      <w:r>
-        <w:br/>
-      </w:r>
-      <w:r>
-        <w:rPr>
-          <w:rStyle w:val="NormalTok"/>
-        </w:rPr>
-        <w:t xml:space="preserve">    </w:t>
-      </w:r>
-      <w:r>
-        <w:rPr>
-          <w:rStyle w:val="ControlFlowTok"/>
-        </w:rPr>
-        <w:t xml:space="preserve">else</w:t>
-      </w:r>
-      <w:r>
-        <w:rPr>
-          <w:rStyle w:val="NormalTok"/>
-        </w:rPr>
-        <w:t xml:space="preserve">:</w:t>
-      </w:r>
-      <w:r>
-        <w:br/>
-      </w:r>
-      <w:r>
-        <w:rPr>
-          <w:rStyle w:val="NormalTok"/>
-        </w:rPr>
-        <w:t xml:space="preserve">        </w:t>
-      </w:r>
-      <w:r>
-        <w:rPr>
-          <w:rStyle w:val="BuiltInTok"/>
-        </w:rPr>
-        <w:t xml:space="preserve">print</w:t>
-      </w:r>
-      <w:r>
-        <w:rPr>
-          <w:rStyle w:val="NormalTok"/>
-        </w:rPr>
-        <w:t xml:space="preserve">(</w:t>
-      </w:r>
-      <w:r>
-        <w:rPr>
-          <w:rStyle w:val="SpecialStringTok"/>
-        </w:rPr>
-        <w:t xml:space="preserve">f"Action inconnue : </w:t>
-      </w:r>
-      <w:r>
-        <w:rPr>
-          <w:rStyle w:val="SpecialCharTok"/>
-        </w:rPr>
-        <w:t xml:space="preserve">{</w:t>
-      </w:r>
-      <w:r>
-        <w:rPr>
-          <w:rStyle w:val="NormalTok"/>
-        </w:rPr>
-        <w:t xml:space="preserve">action</w:t>
-      </w:r>
-      <w:r>
-        <w:rPr>
-          <w:rStyle w:val="SpecialCharTok"/>
-        </w:rPr>
-        <w:t xml:space="preserve">}</w:t>
-      </w:r>
-      <w:r>
-        <w:rPr>
-          <w:rStyle w:val="SpecialStringTok"/>
-        </w:rPr>
-        <w:t xml:space="preserve">"</w:t>
-      </w:r>
-      <w:r>
-        <w:rPr>
-          <w:rStyle w:val="NormalTok"/>
-        </w:rPr>
-        <w:t xml:space="preserve">)</w:t>
-      </w:r>
-      <w:r>
-        <w:br/>
-      </w:r>
-      <w:r>
-        <w:br/>
-      </w:r>
-      <w:r>
-        <w:rPr>
-          <w:rStyle w:val="ControlFlowTok"/>
-        </w:rPr>
-        <w:t xml:space="preserve">if</w:t>
-      </w:r>
-      <w:r>
-        <w:rPr>
-          <w:rStyle w:val="NormalTok"/>
-        </w:rPr>
-        <w:t xml:space="preserve"> </w:t>
-      </w:r>
-      <w:r>
-        <w:rPr>
-          <w:rStyle w:val="VariableTok"/>
-        </w:rPr>
-        <w:t xml:space="preserve">__name__</w:t>
-      </w:r>
-      <w:r>
-        <w:rPr>
-          <w:rStyle w:val="NormalTok"/>
-        </w:rPr>
-        <w:t xml:space="preserve"> </w:t>
-      </w:r>
-      <w:r>
-        <w:rPr>
-          <w:rStyle w:val="OperatorTok"/>
-        </w:rPr>
-        <w:t xml:space="preserve">==</w:t>
-      </w:r>
-      <w:r>
-        <w:rPr>
-          <w:rStyle w:val="NormalTok"/>
-        </w:rPr>
-        <w:t xml:space="preserve"> </w:t>
-      </w:r>
-      <w:r>
-        <w:rPr>
-          <w:rStyle w:val="StringTok"/>
-        </w:rPr>
-        <w:t xml:space="preserve">"__main__"</w:t>
-      </w:r>
-      <w:r>
-        <w:rPr>
-          <w:rStyle w:val="NormalTok"/>
-        </w:rPr>
-        <w:t xml:space="preserve">:</w:t>
-      </w:r>
-      <w:r>
-        <w:br/>
-      </w:r>
-      <w:r>
-        <w:rPr>
-          <w:rStyle w:val="NormalTok"/>
-        </w:rPr>
-        <w:t xml:space="preserve">    traiter_commande_cli()</w:t>
-      </w:r>
-    </w:p>
-    <w:bookmarkEnd w:id="23"/>
-    <w:bookmarkStart w:id="24" w:name="exercices"/>
+    <w:bookmarkStart w:id="23" w:name="exercices"/>
     <w:p>
       <w:pPr>
         <w:pStyle w:val="Heading2"/>
@@ -1090,7 +836,7 @@
         <w:t xml:space="preserve"> </w:t>
       </w:r>
       <w:r>
-        <w:t xml:space="preserve">Écrivez un script Python comportant une structure</w:t>
+        <w:t xml:space="preserve">Écrivez une fonction génératrice utilisant</w:t>
       </w:r>
       <w:r>
         <w:t xml:space="preserve"> </w:t>
@@ -1099,13 +845,25 @@
         <w:rPr>
           <w:rStyle w:val="VerbatimChar"/>
         </w:rPr>
-        <w:t xml:space="preserve">if __name__ == "__main__":</w:t>
+        <w:t xml:space="preserve">yield</w:t>
       </w:r>
       <w:r>
         <w:t xml:space="preserve"> </w:t>
       </w:r>
       <w:r>
-        <w:t xml:space="preserve">qui affiche un message de bienvenue personnalisé lorsque le fichier est exécuté directement.</w:t>
+        <w:t xml:space="preserve">pour produire les nombres pairs jusqu’à une limite passée en paramètre, puis parcourez ce générateur avec une boucle</w:t>
+      </w:r>
+      <w:r>
+        <w:t xml:space="preserve"> </w:t>
+      </w:r>
+      <w:r>
+        <w:rPr>
+          <w:rStyle w:val="VerbatimChar"/>
+        </w:rPr>
+        <w:t xml:space="preserve">for</w:t>
+      </w:r>
+      <w:r>
+        <w:t xml:space="preserve">.</w:t>
       </w:r>
     </w:p>
     <w:p>
@@ -1127,7 +885,7 @@
         <w:t xml:space="preserve"> </w:t>
       </w:r>
       <w:r>
-        <w:t xml:space="preserve">Utilisez le module</w:t>
+        <w:t xml:space="preserve">Créez une expression génératrice qui calcule les carrés des nombres de 1 à 10, et récupérez les valeurs un par un à l’aide de la fonction</w:t>
       </w:r>
       <w:r>
         <w:t xml:space="preserve"> </w:t>
@@ -1136,17 +894,14 @@
         <w:rPr>
           <w:rStyle w:val="VerbatimChar"/>
         </w:rPr>
-        <w:t xml:space="preserve">sys</w:t>
-      </w:r>
-      <w:r>
-        <w:t xml:space="preserve"> </w:t>
-      </w:r>
-      <w:r>
-        <w:t xml:space="preserve">pour récupérer un nom passé en argument dans le terminal et affichez une salutation personnalisée intégrant ce paramètre.</w:t>
+        <w:t xml:space="preserve">next()</w:t>
+      </w:r>
+      <w:r>
+        <w:t xml:space="preserve">.</w:t>
       </w:r>
     </w:p>
+    <w:bookmarkEnd w:id="23"/>
     <w:bookmarkEnd w:id="24"/>
-    <w:bookmarkEnd w:id="25"/>
     <w:sectPr/>
   </w:body>
 </w:document>

--- a/redaction/chapitre11/paragraphes.docx
+++ b/redaction/chapitre11/paragraphes.docx
@@ -6,6 +6,7 @@
     <w:p>
       <w:pPr>
         <w:pStyle w:val="Heading1"/>
+        <w:pageBreakBefore/>
       </w:pPr>
       <w:r>
         <w:t xml:space="preserve">Chapitre 9 : Les générateurs</w:t>
@@ -98,6 +99,14 @@
     <w:p>
       <w:pPr>
         <w:pStyle w:val="SourceCode"/>
+        <w:pBdr>
+          <w:top w:val="single" w:sz="6" w:space="8" w:color="9AA5B1"/>
+          <w:left w:val="single" w:sz="6" w:space="8" w:color="9AA5B1"/>
+          <w:bottom w:val="single" w:sz="6" w:space="8" w:color="9AA5B1"/>
+          <w:right w:val="single" w:sz="6" w:space="8" w:color="9AA5B1"/>
+        </w:pBdr>
+        <w:spacing w:before="120" w:after="120" w:line="240" w:lineRule="auto"/>
+        <w:ind w:left="180" w:right="180"/>
       </w:pPr>
       <w:r>
         <w:rPr>
@@ -232,6 +241,12 @@
     <w:p>
       <w:pPr>
         <w:pStyle w:val="BlockText"/>
+        <w:shd w:val="clear" w:color="auto" w:fill="EAF6FB"/>
+        <w:spacing w:before="100" w:after="100"/>
+        <w:ind w:left="180" w:right="180"/>
+        <w:pBdr>
+          <w:left w:val="single" w:sz="18" w:space="8" w:color="2980B9"/>
+        </w:pBdr>
       </w:pPr>
       <w:r>
         <w:t xml:space="preserve">💡 Contrairement à</w:t>
@@ -292,6 +307,14 @@
     <w:p>
       <w:pPr>
         <w:pStyle w:val="SourceCode"/>
+        <w:pBdr>
+          <w:top w:val="single" w:sz="6" w:space="8" w:color="9AA5B1"/>
+          <w:left w:val="single" w:sz="6" w:space="8" w:color="9AA5B1"/>
+          <w:bottom w:val="single" w:sz="6" w:space="8" w:color="9AA5B1"/>
+          <w:right w:val="single" w:sz="6" w:space="8" w:color="9AA5B1"/>
+        </w:pBdr>
+        <w:spacing w:before="120" w:after="120" w:line="240" w:lineRule="auto"/>
+        <w:ind w:left="180" w:right="180"/>
       </w:pPr>
       <w:r>
         <w:rPr>
@@ -429,6 +452,12 @@
     <w:p>
       <w:pPr>
         <w:pStyle w:val="BlockText"/>
+        <w:shd w:val="clear" w:color="auto" w:fill="EAF6FB"/>
+        <w:spacing w:before="100" w:after="100"/>
+        <w:ind w:left="180" w:right="180"/>
+        <w:pBdr>
+          <w:left w:val="single" w:sz="18" w:space="8" w:color="2980B9"/>
+        </w:pBdr>
       </w:pPr>
       <w:r>
         <w:t xml:space="preserve">💡 Privilégiez les expressions génératrices entre parenthèses plutôt que les compréhensions de listes dès que vous manipulez des flux volumineux dont vous n’avez pas besoin de stocker l’ensemble des résultats simultanément.</w:t>
@@ -454,6 +483,14 @@
     <w:p>
       <w:pPr>
         <w:pStyle w:val="SourceCode"/>
+        <w:pBdr>
+          <w:top w:val="single" w:sz="6" w:space="8" w:color="9AA5B1"/>
+          <w:left w:val="single" w:sz="6" w:space="8" w:color="9AA5B1"/>
+          <w:bottom w:val="single" w:sz="6" w:space="8" w:color="9AA5B1"/>
+          <w:right w:val="single" w:sz="6" w:space="8" w:color="9AA5B1"/>
+        </w:pBdr>
+        <w:spacing w:before="120" w:after="120" w:line="240" w:lineRule="auto"/>
+        <w:ind w:left="180" w:right="180"/>
       </w:pPr>
       <w:r>
         <w:rPr>
@@ -1229,29 +1266,55 @@
   <w:style w:default="1" w:styleId="Normal" w:type="paragraph">
     <w:name w:val="Normal"/>
     <w:qFormat/>
+    <w:pPr>
+      <w:spacing w:line="300" w:lineRule="auto" w:after="160"/>
+    </w:pPr>
+    <w:rPr>
+      <w:rFonts w:ascii="Cambria" w:hAnsi="Cambria"/>
+      <w:color w:val="2F3542"/>
+      <w:sz w:val="23"/>
+    </w:rPr>
   </w:style>
   <w:style w:styleId="BodyText" w:type="paragraph">
     <w:name w:val="Body Text"/>
     <w:basedOn w:val="Normal"/>
     <w:link w:val="BodyTextChar"/>
     <w:pPr>
-      <w:spacing w:after="180" w:before="180"/>
+      <w:spacing w:after="160" w:before="180" w:line="300" w:lineRule="auto"/>
     </w:pPr>
     <w:qFormat/>
+    <w:rPr>
+      <w:rFonts w:ascii="Cambria" w:hAnsi="Cambria"/>
+      <w:color w:val="2F3542"/>
+      <w:sz w:val="23"/>
+    </w:rPr>
   </w:style>
   <w:style w:customStyle="1" w:styleId="FirstParagraph" w:type="paragraph">
     <w:name w:val="First Paragraph"/>
     <w:basedOn w:val="BodyText"/>
     <w:next w:val="BodyText"/>
     <w:qFormat/>
+    <w:pPr>
+      <w:spacing w:line="300" w:lineRule="auto" w:after="160"/>
+    </w:pPr>
+    <w:rPr>
+      <w:rFonts w:ascii="Cambria" w:hAnsi="Cambria"/>
+      <w:color w:val="2F3542"/>
+      <w:sz w:val="23"/>
+    </w:rPr>
   </w:style>
   <w:style w:customStyle="1" w:styleId="Compact" w:type="paragraph">
     <w:name w:val="Compact"/>
     <w:basedOn w:val="BodyText"/>
     <w:qFormat/>
     <w:pPr>
-      <w:spacing w:after="36" w:before="36"/>
-    </w:pPr>
+      <w:spacing w:after="160" w:before="36" w:line="300" w:lineRule="auto"/>
+    </w:pPr>
+    <w:rPr>
+      <w:rFonts w:ascii="Cambria" w:hAnsi="Cambria"/>
+      <w:color w:val="2F3542"/>
+      <w:sz w:val="23"/>
+    </w:rPr>
   </w:style>
   <w:style w:styleId="Title" w:type="paragraph">
     <w:name w:val="Title"/>
@@ -1341,15 +1404,16 @@
     <w:pPr>
       <w:keepNext/>
       <w:keepLines/>
-      <w:spacing w:after="0" w:before="480"/>
+      <w:pageBreakBefore/>
+      <w:spacing w:after="360" w:before="0"/>
       <w:outlineLvl w:val="0"/>
     </w:pPr>
     <w:rPr>
-      <w:rFonts w:asciiTheme="majorHAnsi" w:cstheme="majorBidi" w:eastAsiaTheme="majorEastAsia" w:hAnsiTheme="majorHAnsi"/>
+      <w:rFonts w:asciiTheme="majorHAnsi" w:cstheme="majorBidi" w:eastAsiaTheme="majorEastAsia" w:hAnsiTheme="majorHAnsi" w:ascii="Calibri" w:hAnsi="Calibri"/>
       <w:b/>
       <w:bCs/>
-      <w:color w:themeColor="accent1" w:val="4F81BD"/>
-      <w:sz w:val="32"/>
+      <w:color w:val="2C3E50"/>
+      <w:sz w:val="52"/>
       <w:szCs w:val="32"/>
     </w:rPr>
   </w:style>
@@ -1363,15 +1427,15 @@
     <w:pPr>
       <w:keepNext/>
       <w:keepLines/>
-      <w:spacing w:after="0" w:before="200"/>
+      <w:spacing w:after="160" w:before="440"/>
       <w:outlineLvl w:val="1"/>
     </w:pPr>
     <w:rPr>
-      <w:rFonts w:asciiTheme="majorHAnsi" w:cstheme="majorBidi" w:eastAsiaTheme="majorEastAsia" w:hAnsiTheme="majorHAnsi"/>
+      <w:rFonts w:asciiTheme="majorHAnsi" w:cstheme="majorBidi" w:eastAsiaTheme="majorEastAsia" w:hAnsiTheme="majorHAnsi" w:ascii="Calibri" w:hAnsi="Calibri"/>
       <w:b/>
       <w:bCs/>
-      <w:color w:themeColor="accent1" w:val="4F81BD"/>
-      <w:sz w:val="28"/>
+      <w:color w:val="C0502D"/>
+      <w:sz w:val="30"/>
       <w:szCs w:val="28"/>
     </w:rPr>
   </w:style>
@@ -1531,6 +1595,12 @@
       <w:spacing w:after="100" w:before="100"/>
       <w:ind w:firstLine="0" w:left="480" w:right="480"/>
     </w:pPr>
+    <w:rPr>
+      <w:rFonts w:ascii="Calibri" w:hAnsi="Calibri"/>
+      <w:i/>
+      <w:color w:val="216E9C"/>
+      <w:sz w:val="22"/>
+    </w:rPr>
   </w:style>
   <w:style w:styleId="FootnoteText" w:type="paragraph">
     <w:name w:val="Footnote Text"/>
@@ -1682,6 +1752,11 @@
     <w:pPr>
       <w:wordWrap w:val="off"/>
     </w:pPr>
+    <w:rPr>
+      <w:rFonts w:ascii="Consolas" w:hAnsi="Consolas"/>
+      <w:color w:val="2F3542"/>
+      <w:sz w:val="19"/>
+    </w:rPr>
   </w:style>
   <w:style w:type="character" w:customStyle="1" w:styleId="KeywordTok">
     <w:name w:val="KeywordTok"/>

--- a/redaction/chapitre11/paragraphes.docx
+++ b/redaction/chapitre11/paragraphes.docx
@@ -2,14 +2,14 @@
 <file path=word/document.xml><?xml version="1.0" encoding="utf-8"?>
 <w:document xmlns:w="http://schemas.openxmlformats.org/wordprocessingml/2006/main" xmlns:m="http://schemas.openxmlformats.org/officeDocument/2006/math" xmlns:r="http://schemas.openxmlformats.org/officeDocument/2006/relationships" xmlns:o="urn:schemas-microsoft-com:office:office" xmlns:v="urn:schemas-microsoft-com:vml" xmlns:w10="urn:schemas-microsoft-com:office:word" xmlns:a="http://schemas.openxmlformats.org/drawingml/2006/main" xmlns:pic="http://schemas.openxmlformats.org/drawingml/2006/picture" xmlns:wp="http://schemas.openxmlformats.org/drawingml/2006/wordprocessingDrawing">
   <w:body>
-    <w:bookmarkStart w:id="24" w:name="chapitre-9-les-générateurs"/>
+    <w:bookmarkStart w:id="24" w:name="chapitre-11-les-générateurs"/>
     <w:p>
       <w:pPr>
         <w:pStyle w:val="Heading1"/>
         <w:pageBreakBefore/>
       </w:pPr>
       <w:r>
-        <w:t xml:space="preserve">Chapitre 9 : Les générateurs</w:t>
+        <w:t xml:space="preserve">Chapitre 11 : Les générateurs</w:t>
       </w:r>
     </w:p>
     <w:p>
@@ -471,7 +471,7 @@
       </w:r>
     </w:p>
     <w:bookmarkEnd w:id="21"/>
-    <w:bookmarkStart w:id="22" w:name="exemple-de-synthèse"/>
+    <w:bookmarkStart w:id="23" w:name="exemple-de-synthèse"/>
     <w:p>
       <w:pPr>
         <w:pStyle w:val="Heading2"/>
@@ -844,14 +844,13 @@
         <w:t xml:space="preserve">)</w:t>
       </w:r>
     </w:p>
-    <w:bookmarkEnd w:id="22"/>
-    <w:bookmarkStart w:id="23" w:name="exercices"/>
+    <w:bookmarkStart w:id="22" w:name="exercices-de-fin-de-chapitre"/>
     <w:p>
       <w:pPr>
-        <w:pStyle w:val="Heading2"/>
-      </w:pPr>
-      <w:r>
-        <w:t xml:space="preserve">Exercices</w:t>
+        <w:pStyle w:val="Heading3"/>
+      </w:pPr>
+      <w:r>
+        <w:t xml:space="preserve">Exercices de fin de chapitre</w:t>
       </w:r>
     </w:p>
     <w:p>
@@ -937,6 +936,7 @@
         <w:t xml:space="preserve">.</w:t>
       </w:r>
     </w:p>
+    <w:bookmarkEnd w:id="22"/>
     <w:bookmarkEnd w:id="23"/>
     <w:bookmarkEnd w:id="24"/>
     <w:sectPr/>
